--- a/Сourse paper/Отчет_14.04.26_Неделько.docx
+++ b/Сourse paper/Отчет_14.04.26_Неделько.docx
@@ -168,16 +168,7 @@
           <w:color w:val="00000A"/>
           <w:lang w:eastAsia="ru-RU"/>
         </w:rPr>
-        <w:t>КУРСОВОЙ</w:t>
-      </w:r>
-      <w:r>
-        <w:rPr>
-          <w:rFonts w:eastAsia="Times New Roman" w:cs="Times New Roman"/>
-          <w:b/>
-          <w:color w:val="00000A"/>
-          <w:lang w:eastAsia="ru-RU"/>
-        </w:rPr>
-        <w:t xml:space="preserve"> РАБОТЕ</w:t>
+        <w:t>КУРСОВОЙ РАБОТЕ</w:t>
       </w:r>
     </w:p>
     <w:p>
@@ -242,29 +233,7 @@
           <w:szCs w:val="28"/>
           <w:lang w:eastAsia="ru-RU"/>
         </w:rPr>
-        <w:t>«</w:t>
-      </w:r>
-      <w:r>
-        <w:rPr>
-          <w:rFonts w:eastAsia="Times New Roman" w:cs="Times New Roman"/>
-          <w:b/>
-          <w:bCs/>
-          <w:color w:val="00000A"/>
-          <w:szCs w:val="28"/>
-          <w:lang w:eastAsia="ru-RU"/>
-        </w:rPr>
-        <w:t>Веб-Программирование</w:t>
-      </w:r>
-      <w:r>
-        <w:rPr>
-          <w:rFonts w:eastAsia="Times New Roman" w:cs="Times New Roman"/>
-          <w:b/>
-          <w:bCs/>
-          <w:color w:val="00000A"/>
-          <w:szCs w:val="28"/>
-          <w:lang w:eastAsia="ru-RU"/>
-        </w:rPr>
-        <w:t>»</w:t>
+        <w:t>«Веб-Программирование»</w:t>
       </w:r>
       <w:r>
         <w:rPr>
@@ -718,9 +687,6 @@
     <w:p>
       <w:pPr>
         <w:jc w:val="center"/>
-        <w:rPr>
-          <w:lang w:val="en-US"/>
-        </w:rPr>
       </w:pPr>
       <w:r>
         <w:rPr>
@@ -738,7 +704,6 @@
           <w:bCs/>
           <w:sz w:val="36"/>
           <w:szCs w:val="28"/>
-          <w:lang w:val="en-US"/>
         </w:rPr>
         <w:t>:</w:t>
       </w:r>
@@ -746,17 +711,8 @@
         <w:rPr>
           <w:sz w:val="36"/>
           <w:szCs w:val="28"/>
-          <w:lang w:val="en-US"/>
-        </w:rPr>
-        <w:t xml:space="preserve"> </w:t>
-      </w:r>
-      <w:r>
-        <w:rPr>
-          <w:sz w:val="36"/>
-          <w:szCs w:val="28"/>
-          <w:lang w:val="en-US"/>
-        </w:rPr>
-        <w:t>Трекер лабораторных работ</w:t>
+        </w:rPr>
+        <w:t xml:space="preserve"> Трекер лабораторных работ</w:t>
       </w:r>
     </w:p>
     <w:p>
@@ -767,7 +723,6 @@
           <w:bCs/>
           <w:sz w:val="32"/>
           <w:szCs w:val="32"/>
-          <w:lang w:val="en-US"/>
         </w:rPr>
       </w:pPr>
       <w:r>
@@ -785,7 +740,6 @@
           <w:bCs/>
           <w:sz w:val="32"/>
           <w:szCs w:val="32"/>
-          <w:lang w:val="en-US"/>
         </w:rPr>
         <w:t>:</w:t>
       </w:r>
@@ -795,10 +749,7 @@
         <w:spacing w:line="240" w:lineRule="auto"/>
       </w:pPr>
       <w:r>
-        <w:t>Это</w:t>
-      </w:r>
-      <w:r>
-        <w:t xml:space="preserve"> удобный онлайн-журнал для студентов и преподавателей химии. Студенты могут в пару кликов отмечать выполненные работы, а преподаватели — сразу проверять их и ставить оценки в электронную ведомость. Это избавляет от бумажной путаницы: сразу видно, кто сдал работу вовремя, а кому нужно подтянуться.</w:t>
+        <w:t>Это удобный онлайн-журнал для студентов и преподавателей химии. Студенты могут в пару кликов отмечать выполненные работы, а преподаватели — сразу проверять их и ставить оценки в электронную ведомость. Это избавляет от бумажной путаницы: сразу видно, кто сдал работу вовремя, а кому нужно подтянуться.</w:t>
       </w:r>
     </w:p>
     <w:p>
@@ -806,13 +757,7 @@
         <w:spacing w:line="240" w:lineRule="auto"/>
       </w:pPr>
       <w:r>
-        <w:t xml:space="preserve">Администратор системы легко управляет процессом: добавляет новые группы студентов и составляет списки заданий. В итоге обучение становится прозрачным для всех — каждый ученик видит свой прогресс, а </w:t>
-      </w:r>
-      <w:r>
-        <w:t>преподавателю становитсься</w:t>
-      </w:r>
-      <w:r>
-        <w:t xml:space="preserve"> гораздо проще следить за успеваемостью целых групп.</w:t>
+        <w:t>Администратор системы легко управляет процессом: добавляет новые группы студентов и составляет списки заданий. В итоге обучение становится прозрачным для всех — каждый ученик видит свой прогресс, а преподавателю становитсься гораздо проще следить за успеваемостью целых групп.</w:t>
       </w:r>
     </w:p>
     <w:p>
@@ -1280,13 +1225,7 @@
         <w:rPr>
           <w:szCs w:val="28"/>
         </w:rPr>
-        <w:t xml:space="preserve">Функционал </w:t>
-      </w:r>
-      <w:r>
-        <w:rPr>
-          <w:szCs w:val="28"/>
-        </w:rPr>
-        <w:t>администратора</w:t>
+        <w:t>Функционал администратора</w:t>
       </w:r>
       <w:r>
         <w:rPr>
@@ -1423,13 +1362,7 @@
         <w:rPr>
           <w:szCs w:val="28"/>
         </w:rPr>
-        <w:t xml:space="preserve">: </w:t>
-      </w:r>
-      <w:r>
-        <w:rPr>
-          <w:szCs w:val="28"/>
-        </w:rPr>
-        <w:t>Сайт должен корректно отображаться на ПК, планшетах и смартфонах</w:t>
+        <w:t>: Сайт должен корректно отображаться на ПК, планшетах и смартфонах</w:t>
       </w:r>
     </w:p>
     <w:p>
@@ -1566,6 +1499,12 @@
           <w:szCs w:val="28"/>
         </w:rPr>
       </w:pPr>
+      <w:r>
+        <w:rPr>
+          <w:szCs w:val="28"/>
+        </w:rPr>
+        <w:br w:type="page"/>
+      </w:r>
     </w:p>
     <w:p>
       <w:pPr>
@@ -1586,6 +1525,7 @@
           <w:sz w:val="32"/>
           <w:szCs w:val="32"/>
         </w:rPr>
+        <w:lastRenderedPageBreak/>
         <w:t>Описание ролей пользователей и их прав</w:t>
       </w:r>
       <w:r>
@@ -1632,7 +1572,6 @@
                 <w:sz w:val="32"/>
                 <w:szCs w:val="32"/>
               </w:rPr>
-              <w:lastRenderedPageBreak/>
               <w:t>Роль</w:t>
             </w:r>
           </w:p>
@@ -1846,6 +1785,63 @@
           <w:szCs w:val="28"/>
         </w:rPr>
       </w:pPr>
+      <w:r>
+        <w:rPr>
+          <w:noProof/>
+        </w:rPr>
+        <w:drawing>
+          <wp:anchor distT="0" distB="0" distL="114300" distR="114300" simplePos="0" relativeHeight="251658240" behindDoc="0" locked="0" layoutInCell="1" allowOverlap="1" wp14:anchorId="4F7553CC" wp14:editId="32A96E53">
+            <wp:simplePos x="0" y="0"/>
+            <wp:positionH relativeFrom="page">
+              <wp:align>center</wp:align>
+            </wp:positionH>
+            <wp:positionV relativeFrom="paragraph">
+              <wp:posOffset>347980</wp:posOffset>
+            </wp:positionV>
+            <wp:extent cx="5940425" cy="1878330"/>
+            <wp:effectExtent l="0" t="0" r="3175" b="7620"/>
+            <wp:wrapSquare wrapText="bothSides"/>
+            <wp:docPr id="1" name="Рисунок 1"/>
+            <wp:cNvGraphicFramePr>
+              <a:graphicFrameLocks xmlns:a="http://schemas.openxmlformats.org/drawingml/2006/main" noChangeAspect="1"/>
+            </wp:cNvGraphicFramePr>
+            <a:graphic xmlns:a="http://schemas.openxmlformats.org/drawingml/2006/main">
+              <a:graphicData uri="http://schemas.openxmlformats.org/drawingml/2006/picture">
+                <pic:pic xmlns:pic="http://schemas.openxmlformats.org/drawingml/2006/picture">
+                  <pic:nvPicPr>
+                    <pic:cNvPr id="1" name=""/>
+                    <pic:cNvPicPr/>
+                  </pic:nvPicPr>
+                  <pic:blipFill>
+                    <a:blip r:embed="rId6">
+                      <a:extLst>
+                        <a:ext uri="{28A0092B-C50C-407E-A947-70E740481C1C}">
+                          <a14:useLocalDpi xmlns:a14="http://schemas.microsoft.com/office/drawing/2010/main" val="0"/>
+                        </a:ext>
+                      </a:extLst>
+                    </a:blip>
+                    <a:stretch>
+                      <a:fillRect/>
+                    </a:stretch>
+                  </pic:blipFill>
+                  <pic:spPr>
+                    <a:xfrm>
+                      <a:off x="0" y="0"/>
+                      <a:ext cx="5940425" cy="1878330"/>
+                    </a:xfrm>
+                    <a:prstGeom prst="rect">
+                      <a:avLst/>
+                    </a:prstGeom>
+                  </pic:spPr>
+                </pic:pic>
+              </a:graphicData>
+            </a:graphic>
+            <wp14:sizeRelH relativeFrom="margin">
+              <wp14:pctWidth>0</wp14:pctWidth>
+            </wp14:sizeRelH>
+          </wp:anchor>
+        </w:drawing>
+      </w:r>
     </w:p>
     <w:p>
       <w:pPr>
@@ -1855,11 +1851,337 @@
           <w:szCs w:val="28"/>
         </w:rPr>
       </w:pPr>
-    </w:p>
-    <w:p>
-      <w:pPr>
-        <w:spacing w:line="240" w:lineRule="auto"/>
-      </w:pPr>
+      <w:r>
+        <w:rPr>
+          <w:szCs w:val="28"/>
+        </w:rPr>
+        <w:lastRenderedPageBreak/>
+        <w:drawing>
+          <wp:anchor distT="0" distB="0" distL="114300" distR="114300" simplePos="0" relativeHeight="251659264" behindDoc="0" locked="0" layoutInCell="1" allowOverlap="1" wp14:anchorId="3469EE56" wp14:editId="7167E330">
+            <wp:simplePos x="0" y="0"/>
+            <wp:positionH relativeFrom="column">
+              <wp:posOffset>-363965</wp:posOffset>
+            </wp:positionH>
+            <wp:positionV relativeFrom="paragraph">
+              <wp:posOffset>1519251</wp:posOffset>
+            </wp:positionV>
+            <wp:extent cx="3362794" cy="1352739"/>
+            <wp:effectExtent l="0" t="0" r="0" b="0"/>
+            <wp:wrapSquare wrapText="bothSides"/>
+            <wp:docPr id="2" name="Рисунок 2"/>
+            <wp:cNvGraphicFramePr>
+              <a:graphicFrameLocks xmlns:a="http://schemas.openxmlformats.org/drawingml/2006/main" noChangeAspect="1"/>
+            </wp:cNvGraphicFramePr>
+            <a:graphic xmlns:a="http://schemas.openxmlformats.org/drawingml/2006/main">
+              <a:graphicData uri="http://schemas.openxmlformats.org/drawingml/2006/picture">
+                <pic:pic xmlns:pic="http://schemas.openxmlformats.org/drawingml/2006/picture">
+                  <pic:nvPicPr>
+                    <pic:cNvPr id="1" name=""/>
+                    <pic:cNvPicPr/>
+                  </pic:nvPicPr>
+                  <pic:blipFill>
+                    <a:blip r:embed="rId7">
+                      <a:extLst>
+                        <a:ext uri="{28A0092B-C50C-407E-A947-70E740481C1C}">
+                          <a14:useLocalDpi xmlns:a14="http://schemas.microsoft.com/office/drawing/2010/main" val="0"/>
+                        </a:ext>
+                      </a:extLst>
+                    </a:blip>
+                    <a:stretch>
+                      <a:fillRect/>
+                    </a:stretch>
+                  </pic:blipFill>
+                  <pic:spPr>
+                    <a:xfrm>
+                      <a:off x="0" y="0"/>
+                      <a:ext cx="3362794" cy="1352739"/>
+                    </a:xfrm>
+                    <a:prstGeom prst="rect">
+                      <a:avLst/>
+                    </a:prstGeom>
+                  </pic:spPr>
+                </pic:pic>
+              </a:graphicData>
+            </a:graphic>
+          </wp:anchor>
+        </w:drawing>
+      </w:r>
+      <w:r>
+        <w:rPr>
+          <w:noProof/>
+        </w:rPr>
+        <w:drawing>
+          <wp:inline distT="0" distB="0" distL="0" distR="0" wp14:anchorId="311F52C7" wp14:editId="1F7725B2">
+            <wp:extent cx="5457143" cy="4257143"/>
+            <wp:effectExtent l="0" t="0" r="0" b="0"/>
+            <wp:docPr id="7" name="Рисунок 7"/>
+            <wp:cNvGraphicFramePr>
+              <a:graphicFrameLocks xmlns:a="http://schemas.openxmlformats.org/drawingml/2006/main" noChangeAspect="1"/>
+            </wp:cNvGraphicFramePr>
+            <a:graphic xmlns:a="http://schemas.openxmlformats.org/drawingml/2006/main">
+              <a:graphicData uri="http://schemas.openxmlformats.org/drawingml/2006/picture">
+                <pic:pic xmlns:pic="http://schemas.openxmlformats.org/drawingml/2006/picture">
+                  <pic:nvPicPr>
+                    <pic:cNvPr id="1" name=""/>
+                    <pic:cNvPicPr/>
+                  </pic:nvPicPr>
+                  <pic:blipFill>
+                    <a:blip r:embed="rId8">
+                      <a:extLst>
+                        <a:ext uri="{28A0092B-C50C-407E-A947-70E740481C1C}">
+                          <a14:useLocalDpi xmlns:a14="http://schemas.microsoft.com/office/drawing/2010/main" val="0"/>
+                        </a:ext>
+                      </a:extLst>
+                    </a:blip>
+                    <a:stretch>
+                      <a:fillRect/>
+                    </a:stretch>
+                  </pic:blipFill>
+                  <pic:spPr>
+                    <a:xfrm>
+                      <a:off x="0" y="0"/>
+                      <a:ext cx="5457143" cy="4257143"/>
+                    </a:xfrm>
+                    <a:prstGeom prst="rect">
+                      <a:avLst/>
+                    </a:prstGeom>
+                  </pic:spPr>
+                </pic:pic>
+              </a:graphicData>
+            </a:graphic>
+          </wp:inline>
+        </w:drawing>
+      </w:r>
+      <w:r>
+        <w:drawing>
+          <wp:anchor distT="0" distB="0" distL="114300" distR="114300" simplePos="0" relativeHeight="251663360" behindDoc="0" locked="0" layoutInCell="1" allowOverlap="1" wp14:anchorId="24E6479B" wp14:editId="7961E092">
+            <wp:simplePos x="0" y="0"/>
+            <wp:positionH relativeFrom="column">
+              <wp:posOffset>-523544</wp:posOffset>
+            </wp:positionH>
+            <wp:positionV relativeFrom="paragraph">
+              <wp:posOffset>6577606</wp:posOffset>
+            </wp:positionV>
+            <wp:extent cx="1771897" cy="724001"/>
+            <wp:effectExtent l="0" t="0" r="0" b="0"/>
+            <wp:wrapSquare wrapText="bothSides"/>
+            <wp:docPr id="6" name="Рисунок 6"/>
+            <wp:cNvGraphicFramePr>
+              <a:graphicFrameLocks xmlns:a="http://schemas.openxmlformats.org/drawingml/2006/main" noChangeAspect="1"/>
+            </wp:cNvGraphicFramePr>
+            <a:graphic xmlns:a="http://schemas.openxmlformats.org/drawingml/2006/main">
+              <a:graphicData uri="http://schemas.openxmlformats.org/drawingml/2006/picture">
+                <pic:pic xmlns:pic="http://schemas.openxmlformats.org/drawingml/2006/picture">
+                  <pic:nvPicPr>
+                    <pic:cNvPr id="1" name=""/>
+                    <pic:cNvPicPr/>
+                  </pic:nvPicPr>
+                  <pic:blipFill>
+                    <a:blip r:embed="rId9">
+                      <a:extLst>
+                        <a:ext uri="{28A0092B-C50C-407E-A947-70E740481C1C}">
+                          <a14:useLocalDpi xmlns:a14="http://schemas.microsoft.com/office/drawing/2010/main" val="0"/>
+                        </a:ext>
+                      </a:extLst>
+                    </a:blip>
+                    <a:stretch>
+                      <a:fillRect/>
+                    </a:stretch>
+                  </pic:blipFill>
+                  <pic:spPr>
+                    <a:xfrm>
+                      <a:off x="0" y="0"/>
+                      <a:ext cx="1771897" cy="724001"/>
+                    </a:xfrm>
+                    <a:prstGeom prst="rect">
+                      <a:avLst/>
+                    </a:prstGeom>
+                  </pic:spPr>
+                </pic:pic>
+              </a:graphicData>
+            </a:graphic>
+          </wp:anchor>
+        </w:drawing>
+      </w:r>
+      <w:r>
+        <w:rPr>
+          <w:szCs w:val="28"/>
+        </w:rPr>
+        <w:drawing>
+          <wp:anchor distT="0" distB="0" distL="114300" distR="114300" simplePos="0" relativeHeight="251662336" behindDoc="0" locked="0" layoutInCell="1" allowOverlap="1" wp14:anchorId="308FFF6A" wp14:editId="49BEDD2F">
+            <wp:simplePos x="0" y="0"/>
+            <wp:positionH relativeFrom="column">
+              <wp:posOffset>-592510</wp:posOffset>
+            </wp:positionH>
+            <wp:positionV relativeFrom="paragraph">
+              <wp:posOffset>3379304</wp:posOffset>
+            </wp:positionV>
+            <wp:extent cx="5940425" cy="3183890"/>
+            <wp:effectExtent l="0" t="0" r="3175" b="0"/>
+            <wp:wrapSquare wrapText="bothSides"/>
+            <wp:docPr id="5" name="Рисунок 5"/>
+            <wp:cNvGraphicFramePr>
+              <a:graphicFrameLocks xmlns:a="http://schemas.openxmlformats.org/drawingml/2006/main" noChangeAspect="1"/>
+            </wp:cNvGraphicFramePr>
+            <a:graphic xmlns:a="http://schemas.openxmlformats.org/drawingml/2006/main">
+              <a:graphicData uri="http://schemas.openxmlformats.org/drawingml/2006/picture">
+                <pic:pic xmlns:pic="http://schemas.openxmlformats.org/drawingml/2006/picture">
+                  <pic:nvPicPr>
+                    <pic:cNvPr id="1" name=""/>
+                    <pic:cNvPicPr/>
+                  </pic:nvPicPr>
+                  <pic:blipFill>
+                    <a:blip r:embed="rId10" cstate="print">
+                      <a:extLst>
+                        <a:ext uri="{28A0092B-C50C-407E-A947-70E740481C1C}">
+                          <a14:useLocalDpi xmlns:a14="http://schemas.microsoft.com/office/drawing/2010/main" val="0"/>
+                        </a:ext>
+                      </a:extLst>
+                    </a:blip>
+                    <a:stretch>
+                      <a:fillRect/>
+                    </a:stretch>
+                  </pic:blipFill>
+                  <pic:spPr>
+                    <a:xfrm>
+                      <a:off x="0" y="0"/>
+                      <a:ext cx="5940425" cy="3183890"/>
+                    </a:xfrm>
+                    <a:prstGeom prst="rect">
+                      <a:avLst/>
+                    </a:prstGeom>
+                  </pic:spPr>
+                </pic:pic>
+              </a:graphicData>
+            </a:graphic>
+          </wp:anchor>
+        </w:drawing>
+      </w:r>
+      <w:r>
+        <w:rPr>
+          <w:noProof/>
+          <w:szCs w:val="28"/>
+        </w:rPr>
+        <w:drawing>
+          <wp:anchor distT="0" distB="0" distL="114300" distR="114300" simplePos="0" relativeHeight="251661312" behindDoc="0" locked="0" layoutInCell="1" allowOverlap="1" wp14:anchorId="22515A72" wp14:editId="3F4E2439">
+            <wp:simplePos x="0" y="0"/>
+            <wp:positionH relativeFrom="page">
+              <wp:posOffset>810895</wp:posOffset>
+            </wp:positionH>
+            <wp:positionV relativeFrom="paragraph">
+              <wp:posOffset>1694180</wp:posOffset>
+            </wp:positionV>
+            <wp:extent cx="4810125" cy="1475740"/>
+            <wp:effectExtent l="0" t="0" r="9525" b="0"/>
+            <wp:wrapSquare wrapText="bothSides"/>
+            <wp:docPr id="4" name="Рисунок 4"/>
+            <wp:cNvGraphicFramePr>
+              <a:graphicFrameLocks xmlns:a="http://schemas.openxmlformats.org/drawingml/2006/main" noChangeAspect="1"/>
+            </wp:cNvGraphicFramePr>
+            <a:graphic xmlns:a="http://schemas.openxmlformats.org/drawingml/2006/main">
+              <a:graphicData uri="http://schemas.openxmlformats.org/drawingml/2006/picture">
+                <pic:pic xmlns:pic="http://schemas.openxmlformats.org/drawingml/2006/picture">
+                  <pic:nvPicPr>
+                    <pic:cNvPr id="0" name="Picture 1"/>
+                    <pic:cNvPicPr>
+                      <a:picLocks noChangeAspect="1" noChangeArrowheads="1"/>
+                    </pic:cNvPicPr>
+                  </pic:nvPicPr>
+                  <pic:blipFill>
+                    <a:blip r:embed="rId11">
+                      <a:extLst>
+                        <a:ext uri="{28A0092B-C50C-407E-A947-70E740481C1C}">
+                          <a14:useLocalDpi xmlns:a14="http://schemas.microsoft.com/office/drawing/2010/main" val="0"/>
+                        </a:ext>
+                      </a:extLst>
+                    </a:blip>
+                    <a:srcRect/>
+                    <a:stretch>
+                      <a:fillRect/>
+                    </a:stretch>
+                  </pic:blipFill>
+                  <pic:spPr bwMode="auto">
+                    <a:xfrm>
+                      <a:off x="0" y="0"/>
+                      <a:ext cx="4810125" cy="1475740"/>
+                    </a:xfrm>
+                    <a:prstGeom prst="rect">
+                      <a:avLst/>
+                    </a:prstGeom>
+                    <a:noFill/>
+                    <a:ln>
+                      <a:noFill/>
+                    </a:ln>
+                  </pic:spPr>
+                </pic:pic>
+              </a:graphicData>
+            </a:graphic>
+            <wp14:sizeRelH relativeFrom="margin">
+              <wp14:pctWidth>0</wp14:pctWidth>
+            </wp14:sizeRelH>
+            <wp14:sizeRelV relativeFrom="margin">
+              <wp14:pctHeight>0</wp14:pctHeight>
+            </wp14:sizeRelV>
+          </wp:anchor>
+        </w:drawing>
+      </w:r>
+      <w:r>
+        <w:drawing>
+          <wp:anchor distT="0" distB="0" distL="114300" distR="114300" simplePos="0" relativeHeight="251660288" behindDoc="0" locked="0" layoutInCell="1" allowOverlap="1" wp14:anchorId="3092ADEA" wp14:editId="7679C0CD">
+            <wp:simplePos x="0" y="0"/>
+            <wp:positionH relativeFrom="page">
+              <wp:align>right</wp:align>
+            </wp:positionH>
+            <wp:positionV relativeFrom="paragraph">
+              <wp:posOffset>1013433</wp:posOffset>
+            </wp:positionV>
+            <wp:extent cx="7157282" cy="445274"/>
+            <wp:effectExtent l="0" t="0" r="5715" b="0"/>
+            <wp:wrapSquare wrapText="bothSides"/>
+            <wp:docPr id="3" name="Рисунок 3"/>
+            <wp:cNvGraphicFramePr>
+              <a:graphicFrameLocks xmlns:a="http://schemas.openxmlformats.org/drawingml/2006/main" noChangeAspect="1"/>
+            </wp:cNvGraphicFramePr>
+            <a:graphic xmlns:a="http://schemas.openxmlformats.org/drawingml/2006/main">
+              <a:graphicData uri="http://schemas.openxmlformats.org/drawingml/2006/picture">
+                <pic:pic xmlns:pic="http://schemas.openxmlformats.org/drawingml/2006/picture">
+                  <pic:nvPicPr>
+                    <pic:cNvPr id="1" name=""/>
+                    <pic:cNvPicPr/>
+                  </pic:nvPicPr>
+                  <pic:blipFill>
+                    <a:blip r:embed="rId12">
+                      <a:extLst>
+                        <a:ext uri="{28A0092B-C50C-407E-A947-70E740481C1C}">
+                          <a14:useLocalDpi xmlns:a14="http://schemas.microsoft.com/office/drawing/2010/main" val="0"/>
+                        </a:ext>
+                      </a:extLst>
+                    </a:blip>
+                    <a:stretch>
+                      <a:fillRect/>
+                    </a:stretch>
+                  </pic:blipFill>
+                  <pic:spPr>
+                    <a:xfrm>
+                      <a:off x="0" y="0"/>
+                      <a:ext cx="7157282" cy="445274"/>
+                    </a:xfrm>
+                    <a:prstGeom prst="rect">
+                      <a:avLst/>
+                    </a:prstGeom>
+                  </pic:spPr>
+                </pic:pic>
+              </a:graphicData>
+            </a:graphic>
+            <wp14:sizeRelH relativeFrom="margin">
+              <wp14:pctWidth>0</wp14:pctWidth>
+            </wp14:sizeRelH>
+            <wp14:sizeRelV relativeFrom="margin">
+              <wp14:pctHeight>0</wp14:pctHeight>
+            </wp14:sizeRelV>
+          </wp:anchor>
+        </w:drawing>
+      </w:r>
     </w:p>
     <w:sectPr>
       <w:pgSz w:w="11906" w:h="16838"/>

--- a/Сourse paper/Отчет_14.04.26_Неделько.docx
+++ b/Сourse paper/Отчет_14.04.26_Неделько.docx
@@ -270,14 +270,25 @@
         <w:t>«</w:t>
       </w:r>
       <w:bookmarkStart w:id="0" w:name="_Hlk226932026"/>
-      <w:r>
-        <w:rPr>
-          <w:rFonts w:eastAsia="Times New Roman" w:cs="Times New Roman"/>
-          <w:b/>
-          <w:color w:val="00000A"/>
-          <w:lang w:eastAsia="ru-RU"/>
-        </w:rPr>
-        <w:t>Трекер лабораторных работ</w:t>
+      <w:proofErr w:type="spellStart"/>
+      <w:r>
+        <w:rPr>
+          <w:rFonts w:eastAsia="Times New Roman" w:cs="Times New Roman"/>
+          <w:b/>
+          <w:color w:val="00000A"/>
+          <w:lang w:eastAsia="ru-RU"/>
+        </w:rPr>
+        <w:t>Трекер</w:t>
+      </w:r>
+      <w:proofErr w:type="spellEnd"/>
+      <w:r>
+        <w:rPr>
+          <w:rFonts w:eastAsia="Times New Roman" w:cs="Times New Roman"/>
+          <w:b/>
+          <w:color w:val="00000A"/>
+          <w:lang w:eastAsia="ru-RU"/>
+        </w:rPr>
+        <w:t xml:space="preserve"> лабораторных работ</w:t>
       </w:r>
       <w:bookmarkEnd w:id="0"/>
       <w:r>
@@ -431,9 +442,34 @@
         <w:rPr>
           <w:rFonts w:eastAsia="Times New Roman" w:cs="Times New Roman"/>
           <w:color w:val="00000A"/>
-          <w:lang w:eastAsia="ru-RU"/>
-        </w:rPr>
-        <w:t>Андраник Варданян</w:t>
+          <w:szCs w:val="28"/>
+          <w:lang w:eastAsia="ru-RU"/>
+        </w:rPr>
+        <w:tab/>
+      </w:r>
+      <w:r>
+        <w:rPr>
+          <w:rFonts w:eastAsia="Times New Roman" w:cs="Times New Roman"/>
+          <w:color w:val="00000A"/>
+          <w:lang w:eastAsia="ru-RU"/>
+        </w:rPr>
+        <w:t>Варданян</w:t>
+      </w:r>
+      <w:r>
+        <w:rPr>
+          <w:rFonts w:eastAsia="Times New Roman" w:cs="Times New Roman"/>
+          <w:color w:val="00000A"/>
+          <w:lang w:eastAsia="ru-RU"/>
+        </w:rPr>
+        <w:t xml:space="preserve"> </w:t>
+      </w:r>
+      <w:r>
+        <w:rPr>
+          <w:rFonts w:eastAsia="Times New Roman" w:cs="Times New Roman"/>
+          <w:color w:val="00000A"/>
+          <w:lang w:eastAsia="ru-RU"/>
+        </w:rPr>
+        <w:t>А.Э.</w:t>
       </w:r>
     </w:p>
     <w:p>
@@ -569,6 +605,14 @@
           <w:color w:val="00000A"/>
           <w:lang w:eastAsia="ru-RU"/>
         </w:rPr>
+        <w:tab/>
+      </w:r>
+      <w:r>
+        <w:rPr>
+          <w:rFonts w:eastAsia="Times New Roman" w:cs="Times New Roman"/>
+          <w:color w:val="00000A"/>
+          <w:lang w:eastAsia="ru-RU"/>
+        </w:rPr>
         <w:t>Неделько Д.О.</w:t>
       </w:r>
     </w:p>
@@ -712,7 +756,23 @@
           <w:sz w:val="36"/>
           <w:szCs w:val="28"/>
         </w:rPr>
-        <w:t xml:space="preserve"> Трекер лабораторных работ</w:t>
+        <w:t xml:space="preserve"> </w:t>
+      </w:r>
+      <w:proofErr w:type="spellStart"/>
+      <w:r>
+        <w:rPr>
+          <w:sz w:val="36"/>
+          <w:szCs w:val="28"/>
+        </w:rPr>
+        <w:t>Трекер</w:t>
+      </w:r>
+      <w:proofErr w:type="spellEnd"/>
+      <w:r>
+        <w:rPr>
+          <w:sz w:val="36"/>
+          <w:szCs w:val="28"/>
+        </w:rPr>
+        <w:t xml:space="preserve"> лабораторных работ</w:t>
       </w:r>
     </w:p>
     <w:p>
@@ -757,7 +817,15 @@
         <w:spacing w:line="240" w:lineRule="auto"/>
       </w:pPr>
       <w:r>
-        <w:t>Администратор системы легко управляет процессом: добавляет новые группы студентов и составляет списки заданий. В итоге обучение становится прозрачным для всех — каждый ученик видит свой прогресс, а преподавателю становитсься гораздо проще следить за успеваемостью целых групп.</w:t>
+        <w:t xml:space="preserve">Администратор системы легко управляет процессом: добавляет новые группы студентов и составляет списки заданий. В итоге обучение становится прозрачным для всех — каждый ученик видит свой прогресс, а преподавателю </w:t>
+      </w:r>
+      <w:proofErr w:type="spellStart"/>
+      <w:r>
+        <w:t>становитсься</w:t>
+      </w:r>
+      <w:proofErr w:type="spellEnd"/>
+      <w:r>
+        <w:t xml:space="preserve"> гораздо проще следить за успеваемостью целых групп.</w:t>
       </w:r>
     </w:p>
     <w:p>
@@ -964,7 +1032,21 @@
         <w:rPr>
           <w:szCs w:val="28"/>
         </w:rPr>
-        <w:t>Личный профиль(по возможности)</w:t>
+        <w:t xml:space="preserve">Личный </w:t>
+      </w:r>
+      <w:proofErr w:type="gramStart"/>
+      <w:r>
+        <w:rPr>
+          <w:szCs w:val="28"/>
+        </w:rPr>
+        <w:t>профиль(</w:t>
+      </w:r>
+      <w:proofErr w:type="gramEnd"/>
+      <w:r>
+        <w:rPr>
+          <w:szCs w:val="28"/>
+        </w:rPr>
+        <w:t>по возможности)</w:t>
       </w:r>
       <w:r>
         <w:rPr>
@@ -995,7 +1077,21 @@
         <w:rPr>
           <w:szCs w:val="28"/>
         </w:rPr>
-        <w:t>Система должна помечать работы сданные позже срока</w:t>
+        <w:t xml:space="preserve">Система должна помечать </w:t>
+      </w:r>
+      <w:proofErr w:type="gramStart"/>
+      <w:r>
+        <w:rPr>
+          <w:szCs w:val="28"/>
+        </w:rPr>
+        <w:t>работы</w:t>
+      </w:r>
+      <w:proofErr w:type="gramEnd"/>
+      <w:r>
+        <w:rPr>
+          <w:szCs w:val="28"/>
+        </w:rPr>
+        <w:t xml:space="preserve"> сданные позже срока</w:t>
       </w:r>
     </w:p>
     <w:p>
@@ -1082,7 +1178,21 @@
         <w:rPr>
           <w:szCs w:val="28"/>
         </w:rPr>
-        <w:t>Просмотр методическим материалов требующихся для выполнения работы</w:t>
+        <w:t xml:space="preserve">Просмотр методическим </w:t>
+      </w:r>
+      <w:proofErr w:type="gramStart"/>
+      <w:r>
+        <w:rPr>
+          <w:szCs w:val="28"/>
+        </w:rPr>
+        <w:t>материалов</w:t>
+      </w:r>
+      <w:proofErr w:type="gramEnd"/>
+      <w:r>
+        <w:rPr>
+          <w:szCs w:val="28"/>
+        </w:rPr>
+        <w:t xml:space="preserve"> требующихся для выполнения работы</w:t>
       </w:r>
     </w:p>
     <w:p>
@@ -1121,7 +1231,21 @@
           <w:szCs w:val="28"/>
         </w:rPr>
         <w:lastRenderedPageBreak/>
-        <w:t>Просмотр статусов сданных работ(Сдано, не сдано, на проверке, на доработке)</w:t>
+        <w:t xml:space="preserve">Просмотр статусов сданных </w:t>
+      </w:r>
+      <w:proofErr w:type="gramStart"/>
+      <w:r>
+        <w:rPr>
+          <w:szCs w:val="28"/>
+        </w:rPr>
+        <w:t>работ(</w:t>
+      </w:r>
+      <w:proofErr w:type="gramEnd"/>
+      <w:r>
+        <w:rPr>
+          <w:szCs w:val="28"/>
+        </w:rPr>
+        <w:t>Сдано, не сдано, на проверке, на доработке)</w:t>
       </w:r>
     </w:p>
     <w:p>
@@ -1446,7 +1570,14 @@
         <w:rPr>
           <w:szCs w:val="28"/>
         </w:rPr>
-        <w:t>Загружаемые файлы должны проверяться на расширение</w:t>
+        <w:t xml:space="preserve">Загружаемые файлы должны проверяться на </w:t>
+      </w:r>
+      <w:proofErr w:type="gramStart"/>
+      <w:r>
+        <w:rPr>
+          <w:szCs w:val="28"/>
+        </w:rPr>
+        <w:t>расширение</w:t>
       </w:r>
       <w:r>
         <w:rPr>
@@ -1454,6 +1585,7 @@
         </w:rPr>
         <w:t>(</w:t>
       </w:r>
+      <w:proofErr w:type="gramEnd"/>
       <w:r>
         <w:rPr>
           <w:szCs w:val="28"/>
@@ -1853,6 +1985,7 @@
       </w:pPr>
       <w:r>
         <w:rPr>
+          <w:noProof/>
           <w:szCs w:val="28"/>
         </w:rPr>
         <w:lastRenderedPageBreak/>
@@ -1953,6 +2086,9 @@
         </w:drawing>
       </w:r>
       <w:r>
+        <w:rPr>
+          <w:noProof/>
+        </w:rPr>
         <w:drawing>
           <wp:anchor distT="0" distB="0" distL="114300" distR="114300" simplePos="0" relativeHeight="251663360" behindDoc="0" locked="0" layoutInCell="1" allowOverlap="1" wp14:anchorId="24E6479B" wp14:editId="7961E092">
             <wp:simplePos x="0" y="0"/>
@@ -2005,6 +2141,7 @@
       </w:r>
       <w:r>
         <w:rPr>
+          <w:noProof/>
           <w:szCs w:val="28"/>
         </w:rPr>
         <w:drawing>
@@ -2126,6 +2263,9 @@
         </w:drawing>
       </w:r>
       <w:r>
+        <w:rPr>
+          <w:noProof/>
+        </w:rPr>
         <w:drawing>
           <wp:anchor distT="0" distB="0" distL="114300" distR="114300" simplePos="0" relativeHeight="251660288" behindDoc="0" locked="0" layoutInCell="1" allowOverlap="1" wp14:anchorId="3092ADEA" wp14:editId="7679C0CD">
             <wp:simplePos x="0" y="0"/>

--- a/Сourse paper/Отчет_14.04.26_Неделько.docx
+++ b/Сourse paper/Отчет_14.04.26_Неделько.docx
@@ -976,7 +976,7 @@
         <w:rPr>
           <w:szCs w:val="28"/>
         </w:rPr>
-        <w:t xml:space="preserve"> Возможность входа по созданному ранее логину и паролю. При регистрации студенты должны выбирать свою группу из списка представленных</w:t>
+        <w:t xml:space="preserve"> Возможность входа по созданному ранее логину и паролю.</w:t>
       </w:r>
     </w:p>
     <w:p>
@@ -1230,7 +1230,6 @@
         <w:rPr>
           <w:szCs w:val="28"/>
         </w:rPr>
-        <w:lastRenderedPageBreak/>
         <w:t xml:space="preserve">Просмотр статусов сданных </w:t>
       </w:r>
       <w:proofErr w:type="gramStart"/>
@@ -1261,6 +1260,7 @@
         <w:rPr>
           <w:szCs w:val="28"/>
         </w:rPr>
+        <w:lastRenderedPageBreak/>
         <w:t>Функционал преподавателя</w:t>
       </w:r>
       <w:r>
@@ -1522,115 +1522,8 @@
         <w:rPr>
           <w:szCs w:val="28"/>
         </w:rPr>
-        <w:t>Система должна работать 24</w:t>
-      </w:r>
-      <w:r>
-        <w:rPr>
-          <w:szCs w:val="28"/>
-        </w:rPr>
-        <w:t>/7</w:t>
-      </w:r>
-      <w:r>
-        <w:rPr>
-          <w:szCs w:val="28"/>
-        </w:rPr>
-        <w:t xml:space="preserve"> (за исключением тех. работ)</w:t>
-      </w:r>
-    </w:p>
-    <w:p>
-      <w:pPr>
-        <w:pStyle w:val="a3"/>
-        <w:numPr>
-          <w:ilvl w:val="0"/>
-          <w:numId w:val="6"/>
-        </w:numPr>
-        <w:rPr>
-          <w:szCs w:val="28"/>
-        </w:rPr>
-      </w:pPr>
-      <w:r>
-        <w:rPr>
-          <w:szCs w:val="28"/>
-        </w:rPr>
         <w:t>Каждый студент должен иметь доступ только к своей работе</w:t>
       </w:r>
-    </w:p>
-    <w:p>
-      <w:pPr>
-        <w:pStyle w:val="a3"/>
-        <w:numPr>
-          <w:ilvl w:val="0"/>
-          <w:numId w:val="6"/>
-        </w:numPr>
-        <w:rPr>
-          <w:szCs w:val="28"/>
-        </w:rPr>
-      </w:pPr>
-      <w:r>
-        <w:rPr>
-          <w:szCs w:val="28"/>
-        </w:rPr>
-        <w:t xml:space="preserve">Загружаемые файлы должны проверяться на </w:t>
-      </w:r>
-      <w:proofErr w:type="gramStart"/>
-      <w:r>
-        <w:rPr>
-          <w:szCs w:val="28"/>
-        </w:rPr>
-        <w:t>расширение</w:t>
-      </w:r>
-      <w:r>
-        <w:rPr>
-          <w:szCs w:val="28"/>
-        </w:rPr>
-        <w:t>(</w:t>
-      </w:r>
-      <w:proofErr w:type="gramEnd"/>
-      <w:r>
-        <w:rPr>
-          <w:szCs w:val="28"/>
-        </w:rPr>
-        <w:t>.</w:t>
-      </w:r>
-      <w:r>
-        <w:rPr>
-          <w:szCs w:val="28"/>
-          <w:lang w:val="en-US"/>
-        </w:rPr>
-        <w:t>exe</w:t>
-      </w:r>
-      <w:r>
-        <w:rPr>
-          <w:szCs w:val="28"/>
-        </w:rPr>
-        <w:t xml:space="preserve"> .</w:t>
-      </w:r>
-      <w:r>
-        <w:rPr>
-          <w:szCs w:val="28"/>
-          <w:lang w:val="en-US"/>
-        </w:rPr>
-        <w:t>bat</w:t>
-      </w:r>
-      <w:r>
-        <w:rPr>
-          <w:szCs w:val="28"/>
-        </w:rPr>
-        <w:t xml:space="preserve"> </w:t>
-      </w:r>
-      <w:r>
-        <w:rPr>
-          <w:szCs w:val="28"/>
-        </w:rPr>
-        <w:t>не допускаются)</w:t>
-      </w:r>
-    </w:p>
-    <w:p>
-      <w:pPr>
-        <w:rPr>
-          <w:szCs w:val="28"/>
-        </w:rPr>
-      </w:pPr>
       <w:r>
         <w:rPr>
           <w:szCs w:val="28"/>
@@ -1986,22 +1879,21 @@
       <w:r>
         <w:rPr>
           <w:noProof/>
-          <w:szCs w:val="28"/>
         </w:rPr>
         <w:lastRenderedPageBreak/>
         <w:drawing>
-          <wp:anchor distT="0" distB="0" distL="114300" distR="114300" simplePos="0" relativeHeight="251659264" behindDoc="0" locked="0" layoutInCell="1" allowOverlap="1" wp14:anchorId="3469EE56" wp14:editId="7167E330">
+          <wp:anchor distT="0" distB="0" distL="114300" distR="114300" simplePos="0" relativeHeight="251663360" behindDoc="0" locked="0" layoutInCell="1" allowOverlap="1" wp14:anchorId="24E6479B" wp14:editId="714A5C7C">
             <wp:simplePos x="0" y="0"/>
             <wp:positionH relativeFrom="column">
-              <wp:posOffset>-363965</wp:posOffset>
+              <wp:posOffset>-848111</wp:posOffset>
             </wp:positionH>
             <wp:positionV relativeFrom="paragraph">
-              <wp:posOffset>1519251</wp:posOffset>
+              <wp:posOffset>4786575</wp:posOffset>
             </wp:positionV>
-            <wp:extent cx="3362794" cy="1352739"/>
+            <wp:extent cx="1771897" cy="724001"/>
             <wp:effectExtent l="0" t="0" r="0" b="0"/>
             <wp:wrapSquare wrapText="bothSides"/>
-            <wp:docPr id="2" name="Рисунок 2"/>
+            <wp:docPr id="6" name="Рисунок 6"/>
             <wp:cNvGraphicFramePr>
               <a:graphicFrameLocks xmlns:a="http://schemas.openxmlformats.org/drawingml/2006/main" noChangeAspect="1"/>
             </wp:cNvGraphicFramePr>
@@ -2027,7 +1919,7 @@
                   <pic:spPr>
                     <a:xfrm>
                       <a:off x="0" y="0"/>
-                      <a:ext cx="3362794" cy="1352739"/>
+                      <a:ext cx="1771897" cy="724001"/>
                     </a:xfrm>
                     <a:prstGeom prst="rect">
                       <a:avLst/>
@@ -2044,9 +1936,17 @@
           <w:noProof/>
         </w:rPr>
         <w:drawing>
-          <wp:inline distT="0" distB="0" distL="0" distR="0" wp14:anchorId="311F52C7" wp14:editId="1F7725B2">
-            <wp:extent cx="5457143" cy="4257143"/>
+          <wp:anchor distT="0" distB="0" distL="114300" distR="114300" simplePos="0" relativeHeight="251664384" behindDoc="0" locked="0" layoutInCell="1" allowOverlap="1" wp14:anchorId="311F52C7" wp14:editId="53B78406">
+            <wp:simplePos x="0" y="0"/>
+            <wp:positionH relativeFrom="page">
+              <wp:align>right</wp:align>
+            </wp:positionH>
+            <wp:positionV relativeFrom="paragraph">
+              <wp:posOffset>4148897</wp:posOffset>
+            </wp:positionV>
+            <wp:extent cx="5456555" cy="4257040"/>
             <wp:effectExtent l="0" t="0" r="0" b="0"/>
+            <wp:wrapSquare wrapText="bothSides"/>
             <wp:docPr id="7" name="Рисунок 7"/>
             <wp:cNvGraphicFramePr>
               <a:graphicFrameLocks xmlns:a="http://schemas.openxmlformats.org/drawingml/2006/main" noChangeAspect="1"/>
@@ -2073,7 +1973,7 @@
                   <pic:spPr>
                     <a:xfrm>
                       <a:off x="0" y="0"/>
-                      <a:ext cx="5457143" cy="4257143"/>
+                      <a:ext cx="5456555" cy="4257040"/>
                     </a:xfrm>
                     <a:prstGeom prst="rect">
                       <a:avLst/>
@@ -2082,26 +1982,27 @@
                 </pic:pic>
               </a:graphicData>
             </a:graphic>
-          </wp:inline>
+          </wp:anchor>
         </w:drawing>
       </w:r>
       <w:r>
         <w:rPr>
           <w:noProof/>
+          <w:szCs w:val="28"/>
         </w:rPr>
         <w:drawing>
-          <wp:anchor distT="0" distB="0" distL="114300" distR="114300" simplePos="0" relativeHeight="251663360" behindDoc="0" locked="0" layoutInCell="1" allowOverlap="1" wp14:anchorId="24E6479B" wp14:editId="7961E092">
+          <wp:anchor distT="0" distB="0" distL="114300" distR="114300" simplePos="0" relativeHeight="251659264" behindDoc="0" locked="0" layoutInCell="1" allowOverlap="1" wp14:anchorId="3469EE56" wp14:editId="7F994FDC">
             <wp:simplePos x="0" y="0"/>
             <wp:positionH relativeFrom="column">
-              <wp:posOffset>-523544</wp:posOffset>
+              <wp:posOffset>-363965</wp:posOffset>
             </wp:positionH>
             <wp:positionV relativeFrom="paragraph">
-              <wp:posOffset>6577606</wp:posOffset>
+              <wp:posOffset>1519251</wp:posOffset>
             </wp:positionV>
-            <wp:extent cx="1771897" cy="724001"/>
+            <wp:extent cx="3362794" cy="1352739"/>
             <wp:effectExtent l="0" t="0" r="0" b="0"/>
             <wp:wrapSquare wrapText="bothSides"/>
-            <wp:docPr id="6" name="Рисунок 6"/>
+            <wp:docPr id="2" name="Рисунок 2"/>
             <wp:cNvGraphicFramePr>
               <a:graphicFrameLocks xmlns:a="http://schemas.openxmlformats.org/drawingml/2006/main" noChangeAspect="1"/>
             </wp:cNvGraphicFramePr>
@@ -2127,7 +2028,7 @@
                   <pic:spPr>
                     <a:xfrm>
                       <a:off x="0" y="0"/>
-                      <a:ext cx="1771897" cy="724001"/>
+                      <a:ext cx="3362794" cy="1352739"/>
                     </a:xfrm>
                     <a:prstGeom prst="rect">
                       <a:avLst/>
